--- a/Constructivism/Tianxia and Its Decolonial Counterparts - Shuchen Xiang.docx
+++ b/Constructivism/Tianxia and Its Decolonial Counterparts - Shuchen Xiang.docx
@@ -25,40 +25,6 @@
           <w:lang w:val="en-US"/>
         </w:rPr>
       </w:pPr>
-    </w:p>
-    <w:p>
-      <w:pPr>
-        <w:jc w:val="both"/>
-        <w:rPr>
-          <w:lang w:val="en-US"/>
-        </w:rPr>
-      </w:pPr>
-      <w:r>
-        <w:rPr>
-          <w:lang w:val="en-US"/>
-        </w:rPr>
-        <w:t xml:space="preserve">(WIP) – </w:t>
-      </w:r>
-      <w:r>
-        <w:rPr>
-          <w:lang w:val="en-US"/>
-        </w:rPr>
-        <w:t>stoped</w:t>
-      </w:r>
-      <w:r>
-        <w:rPr>
-          <w:lang w:val="en-US"/>
-        </w:rPr>
-        <w:t xml:space="preserve"> on page 175</w:t>
-      </w:r>
-    </w:p>
-    <w:p>
-      <w:pPr>
-        <w:jc w:val="both"/>
-        <w:rPr>
-          <w:lang w:val="en-US"/>
-        </w:rPr>
-      </w:pPr>
       <w:r>
         <w:rPr>
           <w:lang w:val="en-US"/>
@@ -440,14 +406,14 @@
         <w:rPr>
           <w:lang w:val="en-US"/>
         </w:rPr>
-        <w:t xml:space="preserve"> “most potent and persistent idea in the West for the general order of things” – Single, deterministic, completely rational -&gt; I would </w:t>
+        <w:t xml:space="preserve"> “most potent and persistent idea in the West for the general order of things” – Single, deterministic, completely rational -&gt; I would very, VERY strongly disagree with the statement that this is main idea of the western philosophers. Each of those points. Rationality of the world, determinism and compliteness are not only questioned or doubted if not </w:t>
       </w:r>
       <w:r>
         <w:rPr>
           <w:lang w:val="en-US"/>
         </w:rPr>
         <w:lastRenderedPageBreak/>
-        <w:t>very, VERY strongly disagree with the statement that this is main idea of the western philosophers. Each of those points. Rationality of the world, determinism and compliteness are not only questioned or doubted if not rebuked by more concepts, than those whom supports those (I don’t have numbers so it is only in ‘I believe’ category. Yes, we can find pieces of, for example determinism in ancient Greece (Fatum), Christianity (predestination) or Communism (materialism).. but really? Maybe I can’t see this because I personally refuse to believe in deterministic world</w:t>
+        <w:t>rebuked by more concepts, than those whom supports those (I don’t have numbers so it is only in ‘I believe’ category. Yes, we can find pieces of, for example determinism in ancient Greece (Fatum), Christianity (predestination) or Communism (materialism).. but really? Maybe I can’t see this because I personally refuse to believe in deterministic world</w:t>
       </w:r>
       <w:r>
         <w:rPr>
@@ -765,8 +731,14 @@
         <w:rPr>
           <w:lang w:val="en-US"/>
         </w:rPr>
+        <w:t xml:space="preserve">Authors describe western world order as hierarchical? Where Europeans are put on top, before all other netions. I think he confuses the Westphalian system (independent and sovereign states) with some kind of not existing order(maybe </w:t>
+      </w:r>
+      <w:r>
+        <w:rPr>
+          <w:lang w:val="en-US"/>
+        </w:rPr>
         <w:lastRenderedPageBreak/>
-        <w:t>Authors describe western world order as hierarchical? Where Europeans are put on top, before all other netions. I think he confuses the Westphalian system (independent and sovereign states) with some kind of not existing order(maybe with the rasist supremacy?) Also describes anarchical world order as a hierarchical one with Europeans on top. I don’t think that there is, in IR (international relations) any established, official, school of thougth that would describe Western IR as hierarchical.</w:t>
+        <w:t>with the rasist supremacy?) Also describes anarchical world order as a hierarchical one with Europeans on top. I don’t think that there is, in IR (international relations) any established, official, school of thougth that would describe Western IR as hierarchical.</w:t>
       </w:r>
     </w:p>
     <w:p>
@@ -836,6 +808,270 @@
     </w:p>
     <w:p>
       <w:pPr>
+        <w:pStyle w:val="Akapitzlist"/>
+        <w:numPr>
+          <w:ilvl w:val="0"/>
+          <w:numId w:val="1"/>
+        </w:numPr>
+        <w:rPr>
+          <w:lang w:val="en-US"/>
+        </w:rPr>
+      </w:pPr>
+      <w:r>
+        <w:rPr>
+          <w:lang w:val="en-US"/>
+        </w:rPr>
+        <w:t>Author believes that multiculturalism assumes gradation of cultures, in contrast to Glissant’s concept of resonance between cultures</w:t>
+      </w:r>
+      <w:r>
+        <w:rPr>
+          <w:lang w:val="en-US"/>
+        </w:rPr>
+        <w:t xml:space="preserve"> (creolization)</w:t>
+      </w:r>
+      <w:r>
+        <w:rPr>
+          <w:rStyle w:val="Odwoanieprzypisudolnego"/>
+          <w:lang w:val="en-US"/>
+        </w:rPr>
+        <w:footnoteReference w:id="5"/>
+      </w:r>
+      <w:r>
+        <w:rPr>
+          <w:lang w:val="en-US"/>
+        </w:rPr>
+        <w:t>.</w:t>
+      </w:r>
+    </w:p>
+    <w:p>
+      <w:pPr>
+        <w:pStyle w:val="Akapitzlist"/>
+        <w:numPr>
+          <w:ilvl w:val="0"/>
+          <w:numId w:val="1"/>
+        </w:numPr>
+        <w:rPr>
+          <w:lang w:val="en-US"/>
+        </w:rPr>
+      </w:pPr>
+      <w:r>
+        <w:rPr>
+          <w:lang w:val="en-US"/>
+        </w:rPr>
+        <w:t>European experiment with multi-culti proves time after another that some cultural differences are just to big to merged</w:t>
+      </w:r>
+      <w:r>
+        <w:rPr>
+          <w:lang w:val="en-US"/>
+        </w:rPr>
+        <w:t>, adapted or asimilaited (*even if the analised text assumed that there is no such thing as assimilation of one culture into another)</w:t>
+      </w:r>
+      <w:r>
+        <w:rPr>
+          <w:lang w:val="en-US"/>
+        </w:rPr>
+        <w:t>. There are also cultures that just don’t want to assimilate with others out of the inner believes that they are just better (Jewish but also Chinesee, Japaneese, Greek or French)</w:t>
+      </w:r>
+    </w:p>
+    <w:p>
+      <w:pPr>
+        <w:pStyle w:val="Akapitzlist"/>
+        <w:numPr>
+          <w:ilvl w:val="0"/>
+          <w:numId w:val="1"/>
+        </w:numPr>
+        <w:rPr>
+          <w:lang w:val="en-US"/>
+        </w:rPr>
+      </w:pPr>
+      <w:r>
+        <w:rPr>
+          <w:lang w:val="en-US"/>
+        </w:rPr>
+        <w:t xml:space="preserve">Tong ( </w:t>
+      </w:r>
+      <w:r>
+        <w:rPr>
+          <w:rFonts w:hint="eastAsia"/>
+          <w:lang w:val="en-US"/>
+        </w:rPr>
+        <w:t>通</w:t>
+      </w:r>
+      <w:r>
+        <w:rPr>
+          <w:lang w:val="en-US"/>
+        </w:rPr>
+        <w:t xml:space="preserve"> </w:t>
+      </w:r>
+      <w:r>
+        <w:rPr>
+          <w:lang w:val="en-US"/>
+        </w:rPr>
+        <w:t>) -&gt; universal</w:t>
+      </w:r>
+      <w:r>
+        <w:rPr>
+          <w:lang w:val="en-US"/>
+        </w:rPr>
+        <w:t xml:space="preserve"> (unimpeded free-flowing interaction or relatipnship between sensate particulats.)</w:t>
+      </w:r>
+    </w:p>
+    <w:p>
+      <w:pPr>
+        <w:pStyle w:val="Akapitzlist"/>
+        <w:numPr>
+          <w:ilvl w:val="0"/>
+          <w:numId w:val="1"/>
+        </w:numPr>
+        <w:rPr>
+          <w:lang w:val="en-US"/>
+        </w:rPr>
+      </w:pPr>
+      <w:r>
+        <w:rPr>
+          <w:lang w:val="en-US"/>
+        </w:rPr>
+        <w:t>Qing (</w:t>
+      </w:r>
+      <w:r>
+        <w:rPr>
+          <w:rFonts w:hint="eastAsia"/>
+          <w:lang w:val="en-US"/>
+        </w:rPr>
+        <w:t>情</w:t>
+      </w:r>
+      <w:r>
+        <w:rPr>
+          <w:lang w:val="en-US"/>
+        </w:rPr>
+        <w:t xml:space="preserve"> )</w:t>
+      </w:r>
+      <w:r>
+        <w:rPr>
+          <w:lang w:val="en-US"/>
+        </w:rPr>
+        <w:t xml:space="preserve"> -&gt; feeling?</w:t>
+      </w:r>
+    </w:p>
+    <w:p>
+      <w:pPr>
+        <w:pStyle w:val="Akapitzlist"/>
+        <w:numPr>
+          <w:ilvl w:val="0"/>
+          <w:numId w:val="1"/>
+        </w:numPr>
+        <w:rPr>
+          <w:lang w:val="en-US"/>
+        </w:rPr>
+      </w:pPr>
+      <w:r>
+        <w:rPr>
+          <w:lang w:val="en-US"/>
+        </w:rPr>
+        <w:t>Gan (</w:t>
+      </w:r>
+      <w:r>
+        <w:rPr>
+          <w:rFonts w:hint="eastAsia"/>
+          <w:lang w:val="en-US"/>
+        </w:rPr>
+        <w:t>感</w:t>
+      </w:r>
+      <w:r>
+        <w:rPr>
+          <w:lang w:val="en-US"/>
+        </w:rPr>
+        <w:t xml:space="preserve"> )</w:t>
+      </w:r>
+    </w:p>
+    <w:p>
+      <w:pPr>
+        <w:pStyle w:val="Akapitzlist"/>
+        <w:numPr>
+          <w:ilvl w:val="0"/>
+          <w:numId w:val="1"/>
+        </w:numPr>
+        <w:rPr>
+          <w:lang w:val="en-US"/>
+        </w:rPr>
+      </w:pPr>
+      <w:r>
+        <w:rPr>
+          <w:lang w:val="en-US"/>
+        </w:rPr>
+        <w:t>Yi (</w:t>
+      </w:r>
+      <w:r>
+        <w:rPr>
+          <w:rFonts w:hint="eastAsia"/>
+          <w:lang w:val="en-US"/>
+        </w:rPr>
+        <w:t>易</w:t>
+      </w:r>
+      <w:r>
+        <w:rPr>
+          <w:lang w:val="en-US"/>
+        </w:rPr>
+        <w:t>) – change (mode o</w:t>
+      </w:r>
+      <w:r>
+        <w:rPr>
+          <w:lang w:val="en-US"/>
+        </w:rPr>
+        <w:t>f existence of China, constant change in relations with others… I think author of this ‘wholesome but not really’ idea blinds herself of periods of isolations of china like the Ming dynasty.</w:t>
+      </w:r>
+    </w:p>
+    <w:p>
+      <w:pPr>
+        <w:pStyle w:val="Akapitzlist"/>
+        <w:numPr>
+          <w:ilvl w:val="0"/>
+          <w:numId w:val="1"/>
+        </w:numPr>
+        <w:rPr>
+          <w:lang w:val="en-US"/>
+        </w:rPr>
+      </w:pPr>
+      <w:r>
+        <w:rPr>
+          <w:lang w:val="en-US"/>
+        </w:rPr>
+        <w:t>Chinese virtue and morality are synonymus with power and efficacy, the ability to influence charismatically but without overt effort the behavior of others in the same direction</w:t>
+      </w:r>
+    </w:p>
+    <w:p>
+      <w:pPr>
+        <w:pStyle w:val="Akapitzlist"/>
+        <w:numPr>
+          <w:ilvl w:val="0"/>
+          <w:numId w:val="1"/>
+        </w:numPr>
+        <w:rPr>
+          <w:lang w:val="en-US"/>
+        </w:rPr>
+      </w:pPr>
+      <w:r>
+        <w:rPr>
+          <w:lang w:val="en-US"/>
+        </w:rPr>
+        <w:lastRenderedPageBreak/>
+        <w:t xml:space="preserve">In the add-notes, author defends her view on hierarchical order of the east and west by standing on the position that eastern hierarchies were ‘harmonical’ </w:t>
+      </w:r>
+      <w:r>
+        <w:rPr>
+          <w:lang w:val="en-US"/>
+        </w:rPr>
+        <w:t xml:space="preserve"> and ‘meritocratic’, </w:t>
+      </w:r>
+      <w:r>
+        <w:rPr>
+          <w:lang w:val="en-US"/>
+        </w:rPr>
+        <w:t>everyone was doing theirs job and western hierarchy was racial where certain groups of people deemed to be worse than others. This idea could be defended only if we would see relations between metropolitan areas of the empire vs theirs colonies but not when we compare imperial states against each other or the sovereign states without colonies.</w:t>
+      </w:r>
+    </w:p>
+    <w:p>
+      <w:pPr>
         <w:rPr>
           <w:lang w:val="en-US"/>
         </w:rPr>
@@ -930,7 +1166,6 @@
         <w:rPr>
           <w:lang w:val="en-US"/>
         </w:rPr>
-        <w:lastRenderedPageBreak/>
         <w:t>Kenneth Waltz says that structure constrains behavior but there is still a place for mistakes, miscalculations. Favorisation of certain behaviors doesn’t mean that states will for sure behave in that way which breaks determinism.</w:t>
       </w:r>
     </w:p>
@@ -1101,6 +1336,34 @@
           <w:lang w:val="en-US"/>
         </w:rPr>
         <w:t>o ancient Greek culture is that… it is ancient. It influenced modern European world but it doesn’t determine it. Moreover, our current understanding of the universe makes us rebuke determinism.</w:t>
+      </w:r>
+    </w:p>
+  </w:footnote>
+  <w:footnote w:id="5">
+    <w:p>
+      <w:pPr>
+        <w:pStyle w:val="Tekstprzypisudolnego"/>
+        <w:rPr>
+          <w:lang w:val="en-US"/>
+        </w:rPr>
+      </w:pPr>
+      <w:r>
+        <w:rPr>
+          <w:rStyle w:val="Odwoanieprzypisudolnego"/>
+        </w:rPr>
+        <w:footnoteRef/>
+      </w:r>
+      <w:r>
+        <w:rPr>
+          <w:lang w:val="en-US"/>
+        </w:rPr>
+        <w:t xml:space="preserve"> Isint american culture a one b</w:t>
+      </w:r>
+      <w:r>
+        <w:rPr>
+          <w:lang w:val="en-US"/>
+        </w:rPr>
+        <w:t>ig melting pod of multiple cultures?</w:t>
       </w:r>
     </w:p>
   </w:footnote>
@@ -1830,6 +2093,7 @@
   <w:style w:type="character" w:default="1" w:styleId="Domylnaczcionkaakapitu">
     <w:name w:val="Default Paragraph Font"/>
     <w:uiPriority w:val="1"/>
+    <w:semiHidden/>
     <w:unhideWhenUsed/>
   </w:style>
   <w:style w:type="table" w:default="1" w:styleId="Standardowy">
@@ -2203,6 +2467,18 @@
     <w:rPr>
       <w:color w:val="605E5C"/>
       <w:shd w:val="clear" w:color="auto" w:fill="E1DFDD"/>
+    </w:rPr>
+  </w:style>
+  <w:style w:type="character" w:styleId="UyteHipercze">
+    <w:name w:val="FollowedHyperlink"/>
+    <w:basedOn w:val="Domylnaczcionkaakapitu"/>
+    <w:uiPriority w:val="99"/>
+    <w:semiHidden/>
+    <w:unhideWhenUsed/>
+    <w:rsid w:val="00E4025D"/>
+    <w:rPr>
+      <w:color w:val="96607D" w:themeColor="followedHyperlink"/>
+      <w:u w:val="single"/>
     </w:rPr>
   </w:style>
 </w:styles>

--- a/Constructivism/Tianxia and Its Decolonial Counterparts - Shuchen Xiang.docx
+++ b/Constructivism/Tianxia and Its Decolonial Counterparts - Shuchen Xiang.docx
@@ -8,6 +8,12 @@
           <w:lang w:val="en-US"/>
         </w:rPr>
       </w:pPr>
+      <w:r>
+        <w:rPr>
+          <w:lang w:val="en-US"/>
+        </w:rPr>
+        <w:t xml:space="preserve">Source: </w:t>
+      </w:r>
       <w:hyperlink r:id="rId8" w:history="1">
         <w:r>
           <w:rPr>
@@ -25,11 +31,55 @@
           <w:lang w:val="en-US"/>
         </w:rPr>
       </w:pPr>
-      <w:r>
-        <w:rPr>
-          <w:lang w:val="en-US"/>
-        </w:rPr>
-        <w:t>This work is less about theory of international relations but more about the tool of it. Relationalists states that relations are the most basic element of international relations and they are commonly created by existence or lack of common values. Tianxia concept is a tool that helps with establishing the common ground for relations with ethnical groups that are not Chinese.</w:t>
+      <w:proofErr w:type="spellStart"/>
+      <w:r>
+        <w:rPr>
+          <w:lang w:val="en-US"/>
+        </w:rPr>
+        <w:t>Schuchen</w:t>
+      </w:r>
+      <w:proofErr w:type="spellEnd"/>
+      <w:r>
+        <w:rPr>
+          <w:lang w:val="en-US"/>
+        </w:rPr>
+        <w:t xml:space="preserve"> Xiang</w:t>
+      </w:r>
+    </w:p>
+    <w:p>
+      <w:pPr>
+        <w:jc w:val="both"/>
+        <w:rPr>
+          <w:lang w:val="en-US"/>
+        </w:rPr>
+      </w:pPr>
+    </w:p>
+    <w:p>
+      <w:pPr>
+        <w:jc w:val="both"/>
+        <w:rPr>
+          <w:lang w:val="en-US"/>
+        </w:rPr>
+      </w:pPr>
+      <w:r>
+        <w:rPr>
+          <w:lang w:val="en-US"/>
+        </w:rPr>
+        <w:t xml:space="preserve">This work is less about theory of international relations but more about the tool of it. </w:t>
+      </w:r>
+      <w:proofErr w:type="spellStart"/>
+      <w:r>
+        <w:rPr>
+          <w:lang w:val="en-US"/>
+        </w:rPr>
+        <w:t>Relationalists</w:t>
+      </w:r>
+      <w:proofErr w:type="spellEnd"/>
+      <w:r>
+        <w:rPr>
+          <w:lang w:val="en-US"/>
+        </w:rPr>
+        <w:t xml:space="preserve"> states that relations are the most basic element of international relations and they are commonly created by existence or lack of common values. Tianxia concept is a tool that helps with establishing the common ground for relations with ethnical groups that are not Chinese.</w:t>
       </w:r>
     </w:p>
     <w:p>
@@ -140,8 +190,16 @@
         <w:rPr>
           <w:lang w:val="en-US"/>
         </w:rPr>
-        <w:t>(Zhao Tingyang’s concept) defined in terms of internalization? Relatonality</w:t>
-      </w:r>
+        <w:t xml:space="preserve">(Zhao Tingyang’s concept) defined in terms of internalization? </w:t>
+      </w:r>
+      <w:proofErr w:type="spellStart"/>
+      <w:r>
+        <w:rPr>
+          <w:lang w:val="en-US"/>
+        </w:rPr>
+        <w:t>Relatonality</w:t>
+      </w:r>
+      <w:proofErr w:type="spellEnd"/>
       <w:r>
         <w:rPr>
           <w:rStyle w:val="Odwoanieprzypisudolnego"/>
@@ -177,7 +235,35 @@
         <w:rPr>
           <w:lang w:val="en-US"/>
         </w:rPr>
-        <w:t>Internalization -&gt; no ethnical group shall be ‘negativly excluded through the erection of various boundries’.</w:t>
+        <w:t>Internalization -&gt; no ethnical group shall be ‘</w:t>
+      </w:r>
+      <w:proofErr w:type="spellStart"/>
+      <w:r>
+        <w:rPr>
+          <w:lang w:val="en-US"/>
+        </w:rPr>
+        <w:t>negativly</w:t>
+      </w:r>
+      <w:proofErr w:type="spellEnd"/>
+      <w:r>
+        <w:rPr>
+          <w:lang w:val="en-US"/>
+        </w:rPr>
+        <w:t xml:space="preserve"> excluded through the erection of various </w:t>
+      </w:r>
+      <w:proofErr w:type="spellStart"/>
+      <w:r>
+        <w:rPr>
+          <w:lang w:val="en-US"/>
+        </w:rPr>
+        <w:t>boundries</w:t>
+      </w:r>
+      <w:proofErr w:type="spellEnd"/>
+      <w:r>
+        <w:rPr>
+          <w:lang w:val="en-US"/>
+        </w:rPr>
+        <w:t>’.</w:t>
       </w:r>
     </w:p>
     <w:p>
@@ -208,7 +294,21 @@
         <w:rPr>
           <w:lang w:val="en-US"/>
         </w:rPr>
-        <w:t xml:space="preserve"> ‘creative work in process shaped through interaction with other persons, historeis and cultures’.</w:t>
+        <w:t xml:space="preserve"> ‘creative work in process shaped through interaction with other persons, </w:t>
+      </w:r>
+      <w:proofErr w:type="spellStart"/>
+      <w:r>
+        <w:rPr>
+          <w:lang w:val="en-US"/>
+        </w:rPr>
+        <w:t>historeis</w:t>
+      </w:r>
+      <w:proofErr w:type="spellEnd"/>
+      <w:r>
+        <w:rPr>
+          <w:lang w:val="en-US"/>
+        </w:rPr>
+        <w:t xml:space="preserve"> and cultures’.</w:t>
       </w:r>
     </w:p>
     <w:p>
@@ -259,7 +359,21 @@
         <w:rPr>
           <w:lang w:val="en-US"/>
         </w:rPr>
-        <w:t>. To became Huaxia means to became cultured.</w:t>
+        <w:t xml:space="preserve">. To became </w:t>
+      </w:r>
+      <w:proofErr w:type="spellStart"/>
+      <w:r>
+        <w:rPr>
+          <w:lang w:val="en-US"/>
+        </w:rPr>
+        <w:t>Huaxia</w:t>
+      </w:r>
+      <w:proofErr w:type="spellEnd"/>
+      <w:r>
+        <w:rPr>
+          <w:lang w:val="en-US"/>
+        </w:rPr>
+        <w:t xml:space="preserve"> means to became cultured.</w:t>
       </w:r>
     </w:p>
     <w:p>
@@ -279,11 +393,19 @@
         </w:rPr>
         <w:t xml:space="preserve"> </w:t>
       </w:r>
-      <w:r>
-        <w:rPr>
-          <w:lang w:val="en-US"/>
-        </w:rPr>
-        <w:t>Huaxia (</w:t>
+      <w:proofErr w:type="spellStart"/>
+      <w:r>
+        <w:rPr>
+          <w:lang w:val="en-US"/>
+        </w:rPr>
+        <w:t>Huaxia</w:t>
+      </w:r>
+      <w:proofErr w:type="spellEnd"/>
+      <w:r>
+        <w:rPr>
+          <w:lang w:val="en-US"/>
+        </w:rPr>
+        <w:t xml:space="preserve"> (</w:t>
       </w:r>
       <w:r>
         <w:t>华夏</w:t>
@@ -307,7 +429,49 @@
         <w:rPr>
           <w:lang w:val="en-US"/>
         </w:rPr>
-        <w:t xml:space="preserve">) – name given chineese tribes before they started to identify themselfs as Han people. Here used as a term describing creation of chinesee culture. </w:t>
+        <w:t xml:space="preserve">) – name given </w:t>
+      </w:r>
+      <w:proofErr w:type="spellStart"/>
+      <w:r>
+        <w:rPr>
+          <w:lang w:val="en-US"/>
+        </w:rPr>
+        <w:t>chineese</w:t>
+      </w:r>
+      <w:proofErr w:type="spellEnd"/>
+      <w:r>
+        <w:rPr>
+          <w:lang w:val="en-US"/>
+        </w:rPr>
+        <w:t xml:space="preserve"> tribes before they started to identify </w:t>
+      </w:r>
+      <w:proofErr w:type="spellStart"/>
+      <w:r>
+        <w:rPr>
+          <w:lang w:val="en-US"/>
+        </w:rPr>
+        <w:t>themselfs</w:t>
+      </w:r>
+      <w:proofErr w:type="spellEnd"/>
+      <w:r>
+        <w:rPr>
+          <w:lang w:val="en-US"/>
+        </w:rPr>
+        <w:t xml:space="preserve"> as Han people. Here used as a term describing creation of </w:t>
+      </w:r>
+      <w:proofErr w:type="spellStart"/>
+      <w:r>
+        <w:rPr>
+          <w:lang w:val="en-US"/>
+        </w:rPr>
+        <w:t>chinesee</w:t>
+      </w:r>
+      <w:proofErr w:type="spellEnd"/>
+      <w:r>
+        <w:rPr>
+          <w:lang w:val="en-US"/>
+        </w:rPr>
+        <w:t xml:space="preserve"> culture. </w:t>
       </w:r>
     </w:p>
     <w:p>
@@ -321,11 +485,19 @@
           <w:lang w:val="en-US"/>
         </w:rPr>
       </w:pPr>
-      <w:r>
-        <w:rPr>
-          <w:lang w:val="en-US"/>
-        </w:rPr>
-        <w:t>Huanren (</w:t>
+      <w:proofErr w:type="spellStart"/>
+      <w:r>
+        <w:rPr>
+          <w:lang w:val="en-US"/>
+        </w:rPr>
+        <w:t>Huanren</w:t>
+      </w:r>
+      <w:proofErr w:type="spellEnd"/>
+      <w:r>
+        <w:rPr>
+          <w:lang w:val="en-US"/>
+        </w:rPr>
+        <w:t xml:space="preserve"> (</w:t>
       </w:r>
       <w:r>
         <w:t>華人</w:t>
@@ -348,11 +520,19 @@
           <w:lang w:val="en-US"/>
         </w:rPr>
       </w:pPr>
-      <w:r>
-        <w:rPr>
-          <w:lang w:val="en-US"/>
-        </w:rPr>
-        <w:t>Zhixu (</w:t>
+      <w:proofErr w:type="spellStart"/>
+      <w:r>
+        <w:rPr>
+          <w:lang w:val="en-US"/>
+        </w:rPr>
+        <w:t>Zhixu</w:t>
+      </w:r>
+      <w:proofErr w:type="spellEnd"/>
+      <w:r>
+        <w:rPr>
+          <w:lang w:val="en-US"/>
+        </w:rPr>
+        <w:t xml:space="preserve"> (</w:t>
       </w:r>
       <w:r>
         <w:rPr>
@@ -406,14 +586,28 @@
         <w:rPr>
           <w:lang w:val="en-US"/>
         </w:rPr>
-        <w:t xml:space="preserve"> “most potent and persistent idea in the West for the general order of things” – Single, deterministic, completely rational -&gt; I would very, VERY strongly disagree with the statement that this is main idea of the western philosophers. Each of those points. Rationality of the world, determinism and compliteness are not only questioned or doubted if not </w:t>
+        <w:t xml:space="preserve"> “most potent and persistent idea in the West for the general order of things” – Single, deterministic, completely rational -&gt; I would </w:t>
       </w:r>
       <w:r>
         <w:rPr>
           <w:lang w:val="en-US"/>
         </w:rPr>
         <w:lastRenderedPageBreak/>
-        <w:t>rebuked by more concepts, than those whom supports those (I don’t have numbers so it is only in ‘I believe’ category. Yes, we can find pieces of, for example determinism in ancient Greece (Fatum), Christianity (predestination) or Communism (materialism).. but really? Maybe I can’t see this because I personally refuse to believe in deterministic world</w:t>
+        <w:t xml:space="preserve">very, VERY strongly disagree with the statement that this is main idea of the western philosophers. Each of those points. Rationality of the world, determinism and </w:t>
+      </w:r>
+      <w:proofErr w:type="spellStart"/>
+      <w:r>
+        <w:rPr>
+          <w:lang w:val="en-US"/>
+        </w:rPr>
+        <w:t>compliteness</w:t>
+      </w:r>
+      <w:proofErr w:type="spellEnd"/>
+      <w:r>
+        <w:rPr>
+          <w:lang w:val="en-US"/>
+        </w:rPr>
+        <w:t xml:space="preserve"> are not only questioned or doubted if not rebuked by more concepts, than those whom supports those (I don’t have numbers so it is only in ‘I believe’ category. Yes, we can find pieces of, for example determinism in ancient Greece (Fatum), Christianity (predestination) or Communism (materialism).. but really? Maybe I can’t see this because I personally refuse to believe in deterministic world</w:t>
       </w:r>
       <w:r>
         <w:rPr>
@@ -456,13 +650,41 @@
         <w:rPr>
           <w:lang w:val="en-US"/>
         </w:rPr>
-        <w:t>Also concept of universalism ( derived from Greek hólon identified as wholeness with its parts having a fixed spatial relationship to each other and to the whole)</w:t>
-      </w:r>
-      <w:r>
-        <w:rPr>
-          <w:lang w:val="en-US"/>
-        </w:rPr>
-        <w:t xml:space="preserve"> [I did not expected to see Plato, Socrates and Paramenides in an article about Tianxia] is deterministic.</w:t>
+        <w:t xml:space="preserve">Also concept of universalism ( derived from Greek </w:t>
+      </w:r>
+      <w:proofErr w:type="spellStart"/>
+      <w:r>
+        <w:rPr>
+          <w:lang w:val="en-US"/>
+        </w:rPr>
+        <w:t>hólon</w:t>
+      </w:r>
+      <w:proofErr w:type="spellEnd"/>
+      <w:r>
+        <w:rPr>
+          <w:lang w:val="en-US"/>
+        </w:rPr>
+        <w:t xml:space="preserve"> identified as wholeness with its parts having a fixed spatial relationship to each other and to the whole)</w:t>
+      </w:r>
+      <w:r>
+        <w:rPr>
+          <w:lang w:val="en-US"/>
+        </w:rPr>
+        <w:t xml:space="preserve"> [I did not expected to see Plato, Socrates and </w:t>
+      </w:r>
+      <w:proofErr w:type="spellStart"/>
+      <w:r>
+        <w:rPr>
+          <w:lang w:val="en-US"/>
+        </w:rPr>
+        <w:t>Paramenides</w:t>
+      </w:r>
+      <w:proofErr w:type="spellEnd"/>
+      <w:r>
+        <w:rPr>
+          <w:lang w:val="en-US"/>
+        </w:rPr>
+        <w:t xml:space="preserve"> in an article about Tianxia] is deterministic.</w:t>
       </w:r>
     </w:p>
     <w:p>
@@ -573,7 +795,21 @@
         <w:rPr>
           <w:lang w:val="en-US"/>
         </w:rPr>
-        <w:t xml:space="preserve">Tianxia can be criticized as the euphenism for Chinese hegemony </w:t>
+        <w:t xml:space="preserve">Tianxia can be criticized as the </w:t>
+      </w:r>
+      <w:proofErr w:type="spellStart"/>
+      <w:r>
+        <w:rPr>
+          <w:lang w:val="en-US"/>
+        </w:rPr>
+        <w:t>euphenism</w:t>
+      </w:r>
+      <w:proofErr w:type="spellEnd"/>
+      <w:r>
+        <w:rPr>
+          <w:lang w:val="en-US"/>
+        </w:rPr>
+        <w:t xml:space="preserve"> for Chinese hegemony </w:t>
       </w:r>
       <w:r>
         <w:rPr>
@@ -591,7 +827,21 @@
         <w:rPr>
           <w:lang w:val="en-US"/>
         </w:rPr>
-        <w:t>However author of analised work try to convince that this is a misunderstood comparison and it is closer to … world view described by post-colonial scholars.</w:t>
+        <w:t xml:space="preserve">However author of </w:t>
+      </w:r>
+      <w:proofErr w:type="spellStart"/>
+      <w:r>
+        <w:rPr>
+          <w:lang w:val="en-US"/>
+        </w:rPr>
+        <w:t>analised</w:t>
+      </w:r>
+      <w:proofErr w:type="spellEnd"/>
+      <w:r>
+        <w:rPr>
+          <w:lang w:val="en-US"/>
+        </w:rPr>
+        <w:t xml:space="preserve"> work try to convince that this is a misunderstood comparison and it is closer to … world view described by post-colonial scholars.</w:t>
       </w:r>
     </w:p>
     <w:p>
@@ -609,7 +859,21 @@
         <w:rPr>
           <w:lang w:val="en-US"/>
         </w:rPr>
-        <w:t xml:space="preserve">Organicist (sheng sheng </w:t>
+        <w:t xml:space="preserve">Organicist (sheng </w:t>
+      </w:r>
+      <w:proofErr w:type="spellStart"/>
+      <w:r>
+        <w:rPr>
+          <w:lang w:val="en-US"/>
+        </w:rPr>
+        <w:t>sheng</w:t>
+      </w:r>
+      <w:proofErr w:type="spellEnd"/>
+      <w:r>
+        <w:rPr>
+          <w:lang w:val="en-US"/>
+        </w:rPr>
+        <w:t xml:space="preserve"> </w:t>
       </w:r>
       <w:r>
         <w:rPr>
@@ -731,14 +995,50 @@
         <w:rPr>
           <w:lang w:val="en-US"/>
         </w:rPr>
-        <w:t xml:space="preserve">Authors describe western world order as hierarchical? Where Europeans are put on top, before all other netions. I think he confuses the Westphalian system (independent and sovereign states) with some kind of not existing order(maybe </w:t>
-      </w:r>
-      <w:r>
-        <w:rPr>
-          <w:lang w:val="en-US"/>
-        </w:rPr>
         <w:lastRenderedPageBreak/>
-        <w:t>with the rasist supremacy?) Also describes anarchical world order as a hierarchical one with Europeans on top. I don’t think that there is, in IR (international relations) any established, official, school of thougth that would describe Western IR as hierarchical.</w:t>
+        <w:t xml:space="preserve">Authors describe western world order as hierarchical? Where Europeans are put on top, before all other </w:t>
+      </w:r>
+      <w:proofErr w:type="spellStart"/>
+      <w:r>
+        <w:rPr>
+          <w:lang w:val="en-US"/>
+        </w:rPr>
+        <w:t>netions</w:t>
+      </w:r>
+      <w:proofErr w:type="spellEnd"/>
+      <w:r>
+        <w:rPr>
+          <w:lang w:val="en-US"/>
+        </w:rPr>
+        <w:t xml:space="preserve">. I think he confuses the Westphalian system (independent and sovereign states) with some kind of not existing order(maybe with the </w:t>
+      </w:r>
+      <w:proofErr w:type="spellStart"/>
+      <w:r>
+        <w:rPr>
+          <w:lang w:val="en-US"/>
+        </w:rPr>
+        <w:t>rasist</w:t>
+      </w:r>
+      <w:proofErr w:type="spellEnd"/>
+      <w:r>
+        <w:rPr>
+          <w:lang w:val="en-US"/>
+        </w:rPr>
+        <w:t xml:space="preserve"> supremacy?) Also describes anarchical world order as a hierarchical one with Europeans on top. I don’t think that there is, in IR (international relations) any established, official, school of </w:t>
+      </w:r>
+      <w:proofErr w:type="spellStart"/>
+      <w:r>
+        <w:rPr>
+          <w:lang w:val="en-US"/>
+        </w:rPr>
+        <w:t>thougth</w:t>
+      </w:r>
+      <w:proofErr w:type="spellEnd"/>
+      <w:r>
+        <w:rPr>
+          <w:lang w:val="en-US"/>
+        </w:rPr>
+        <w:t xml:space="preserve"> that would describe Western IR as hierarchical.</w:t>
       </w:r>
     </w:p>
     <w:p>
@@ -803,7 +1103,49 @@
         <w:rPr>
           <w:lang w:val="en-US"/>
         </w:rPr>
-        <w:t xml:space="preserve">I cant see a world where we would first and foremost identify ourself as Earthians unless we would had some external source of political power that could be seen as the opposite to us (for example space colonies, lunar or maritian self-sustaining cities). </w:t>
+        <w:t xml:space="preserve">I </w:t>
+      </w:r>
+      <w:proofErr w:type="spellStart"/>
+      <w:r>
+        <w:rPr>
+          <w:lang w:val="en-US"/>
+        </w:rPr>
+        <w:t>cant</w:t>
+      </w:r>
+      <w:proofErr w:type="spellEnd"/>
+      <w:r>
+        <w:rPr>
+          <w:lang w:val="en-US"/>
+        </w:rPr>
+        <w:t xml:space="preserve"> see a world where we would first and foremost identify ourself as </w:t>
+      </w:r>
+      <w:proofErr w:type="spellStart"/>
+      <w:r>
+        <w:rPr>
+          <w:lang w:val="en-US"/>
+        </w:rPr>
+        <w:t>Earthians</w:t>
+      </w:r>
+      <w:proofErr w:type="spellEnd"/>
+      <w:r>
+        <w:rPr>
+          <w:lang w:val="en-US"/>
+        </w:rPr>
+        <w:t xml:space="preserve"> unless we would had some external source of political power that could be seen as the opposite to us (for example space colonies, lunar or </w:t>
+      </w:r>
+      <w:proofErr w:type="spellStart"/>
+      <w:r>
+        <w:rPr>
+          <w:lang w:val="en-US"/>
+        </w:rPr>
+        <w:t>maritian</w:t>
+      </w:r>
+      <w:proofErr w:type="spellEnd"/>
+      <w:r>
+        <w:rPr>
+          <w:lang w:val="en-US"/>
+        </w:rPr>
+        <w:t xml:space="preserve"> self-sustaining cities). </w:t>
       </w:r>
     </w:p>
     <w:p>
@@ -821,7 +1163,21 @@
         <w:rPr>
           <w:lang w:val="en-US"/>
         </w:rPr>
-        <w:t>Author believes that multiculturalism assumes gradation of cultures, in contrast to Glissant’s concept of resonance between cultures</w:t>
+        <w:t xml:space="preserve">Author believes that multiculturalism assumes gradation of cultures, in contrast to </w:t>
+      </w:r>
+      <w:proofErr w:type="spellStart"/>
+      <w:r>
+        <w:rPr>
+          <w:lang w:val="en-US"/>
+        </w:rPr>
+        <w:t>Glissant’s</w:t>
+      </w:r>
+      <w:proofErr w:type="spellEnd"/>
+      <w:r>
+        <w:rPr>
+          <w:lang w:val="en-US"/>
+        </w:rPr>
+        <w:t xml:space="preserve"> concept of resonance between cultures</w:t>
       </w:r>
       <w:r>
         <w:rPr>
@@ -858,19 +1214,103 @@
         <w:rPr>
           <w:lang w:val="en-US"/>
         </w:rPr>
-        <w:t>European experiment with multi-culti proves time after another that some cultural differences are just to big to merged</w:t>
-      </w:r>
-      <w:r>
-        <w:rPr>
-          <w:lang w:val="en-US"/>
-        </w:rPr>
-        <w:t>, adapted or asimilaited (*even if the analised text assumed that there is no such thing as assimilation of one culture into another)</w:t>
-      </w:r>
-      <w:r>
-        <w:rPr>
-          <w:lang w:val="en-US"/>
-        </w:rPr>
-        <w:t>. There are also cultures that just don’t want to assimilate with others out of the inner believes that they are just better (Jewish but also Chinesee, Japaneese, Greek or French)</w:t>
+        <w:t>European experiment with multi-</w:t>
+      </w:r>
+      <w:proofErr w:type="spellStart"/>
+      <w:r>
+        <w:rPr>
+          <w:lang w:val="en-US"/>
+        </w:rPr>
+        <w:t>culti</w:t>
+      </w:r>
+      <w:proofErr w:type="spellEnd"/>
+      <w:r>
+        <w:rPr>
+          <w:lang w:val="en-US"/>
+        </w:rPr>
+        <w:t xml:space="preserve"> proves time after another that some cultural differences are just </w:t>
+      </w:r>
+      <w:proofErr w:type="spellStart"/>
+      <w:r>
+        <w:rPr>
+          <w:lang w:val="en-US"/>
+        </w:rPr>
+        <w:t>to</w:t>
+      </w:r>
+      <w:proofErr w:type="spellEnd"/>
+      <w:r>
+        <w:rPr>
+          <w:lang w:val="en-US"/>
+        </w:rPr>
+        <w:t xml:space="preserve"> big to merged</w:t>
+      </w:r>
+      <w:r>
+        <w:rPr>
+          <w:lang w:val="en-US"/>
+        </w:rPr>
+        <w:t xml:space="preserve">, adapted or </w:t>
+      </w:r>
+      <w:proofErr w:type="spellStart"/>
+      <w:r>
+        <w:rPr>
+          <w:lang w:val="en-US"/>
+        </w:rPr>
+        <w:t>asimilaited</w:t>
+      </w:r>
+      <w:proofErr w:type="spellEnd"/>
+      <w:r>
+        <w:rPr>
+          <w:lang w:val="en-US"/>
+        </w:rPr>
+        <w:t xml:space="preserve"> (*even if the </w:t>
+      </w:r>
+      <w:proofErr w:type="spellStart"/>
+      <w:r>
+        <w:rPr>
+          <w:lang w:val="en-US"/>
+        </w:rPr>
+        <w:t>analised</w:t>
+      </w:r>
+      <w:proofErr w:type="spellEnd"/>
+      <w:r>
+        <w:rPr>
+          <w:lang w:val="en-US"/>
+        </w:rPr>
+        <w:t xml:space="preserve"> text assumed that there is no such thing as assimilation of one culture into another)</w:t>
+      </w:r>
+      <w:r>
+        <w:rPr>
+          <w:lang w:val="en-US"/>
+        </w:rPr>
+        <w:t xml:space="preserve">. There are also cultures that just don’t want to assimilate with others out of the inner believes that they are just better (Jewish but also </w:t>
+      </w:r>
+      <w:proofErr w:type="spellStart"/>
+      <w:r>
+        <w:rPr>
+          <w:lang w:val="en-US"/>
+        </w:rPr>
+        <w:t>Chinesee</w:t>
+      </w:r>
+      <w:proofErr w:type="spellEnd"/>
+      <w:r>
+        <w:rPr>
+          <w:lang w:val="en-US"/>
+        </w:rPr>
+        <w:t xml:space="preserve">, </w:t>
+      </w:r>
+      <w:proofErr w:type="spellStart"/>
+      <w:r>
+        <w:rPr>
+          <w:lang w:val="en-US"/>
+        </w:rPr>
+        <w:t>Japaneese</w:t>
+      </w:r>
+      <w:proofErr w:type="spellEnd"/>
+      <w:r>
+        <w:rPr>
+          <w:lang w:val="en-US"/>
+        </w:rPr>
+        <w:t>, Greek or French)</w:t>
       </w:r>
     </w:p>
     <w:p>
@@ -913,7 +1353,35 @@
         <w:rPr>
           <w:lang w:val="en-US"/>
         </w:rPr>
-        <w:t xml:space="preserve"> (unimpeded free-flowing interaction or relatipnship between sensate particulats.)</w:t>
+        <w:t xml:space="preserve"> (unimpeded free-flowing interaction or </w:t>
+      </w:r>
+      <w:proofErr w:type="spellStart"/>
+      <w:r>
+        <w:rPr>
+          <w:lang w:val="en-US"/>
+        </w:rPr>
+        <w:t>relatipnship</w:t>
+      </w:r>
+      <w:proofErr w:type="spellEnd"/>
+      <w:r>
+        <w:rPr>
+          <w:lang w:val="en-US"/>
+        </w:rPr>
+        <w:t xml:space="preserve"> between sensate </w:t>
+      </w:r>
+      <w:proofErr w:type="spellStart"/>
+      <w:r>
+        <w:rPr>
+          <w:lang w:val="en-US"/>
+        </w:rPr>
+        <w:t>particulats</w:t>
+      </w:r>
+      <w:proofErr w:type="spellEnd"/>
+      <w:r>
+        <w:rPr>
+          <w:lang w:val="en-US"/>
+        </w:rPr>
+        <w:t>.)</w:t>
       </w:r>
     </w:p>
     <w:p>
@@ -1018,7 +1486,21 @@
         <w:rPr>
           <w:lang w:val="en-US"/>
         </w:rPr>
-        <w:t>f existence of China, constant change in relations with others… I think author of this ‘wholesome but not really’ idea blinds herself of periods of isolations of china like the Ming dynasty.</w:t>
+        <w:t xml:space="preserve">f existence of China, constant change in relations with others… I think author of this ‘wholesome but not really’ idea blinds herself of periods of isolations of </w:t>
+      </w:r>
+      <w:proofErr w:type="spellStart"/>
+      <w:r>
+        <w:rPr>
+          <w:lang w:val="en-US"/>
+        </w:rPr>
+        <w:t>china</w:t>
+      </w:r>
+      <w:proofErr w:type="spellEnd"/>
+      <w:r>
+        <w:rPr>
+          <w:lang w:val="en-US"/>
+        </w:rPr>
+        <w:t xml:space="preserve"> like the Ming dynasty.</w:t>
       </w:r>
     </w:p>
     <w:p>
@@ -1036,7 +1518,22 @@
         <w:rPr>
           <w:lang w:val="en-US"/>
         </w:rPr>
-        <w:t>Chinese virtue and morality are synonymus with power and efficacy, the ability to influence charismatically but without overt effort the behavior of others in the same direction</w:t>
+        <w:lastRenderedPageBreak/>
+        <w:t xml:space="preserve">Chinese virtue and morality are </w:t>
+      </w:r>
+      <w:proofErr w:type="spellStart"/>
+      <w:r>
+        <w:rPr>
+          <w:lang w:val="en-US"/>
+        </w:rPr>
+        <w:t>synonymus</w:t>
+      </w:r>
+      <w:proofErr w:type="spellEnd"/>
+      <w:r>
+        <w:rPr>
+          <w:lang w:val="en-US"/>
+        </w:rPr>
+        <w:t xml:space="preserve"> with power and efficacy, the ability to influence charismatically but without overt effort the behavior of others in the same direction</w:t>
       </w:r>
     </w:p>
     <w:p>
@@ -1054,7 +1551,6 @@
         <w:rPr>
           <w:lang w:val="en-US"/>
         </w:rPr>
-        <w:lastRenderedPageBreak/>
         <w:t xml:space="preserve">In the add-notes, author defends her view on hierarchical order of the east and west by standing on the position that eastern hierarchies were ‘harmonical’ </w:t>
       </w:r>
       <w:r>
@@ -1067,7 +1563,21 @@
         <w:rPr>
           <w:lang w:val="en-US"/>
         </w:rPr>
-        <w:t>everyone was doing theirs job and western hierarchy was racial where certain groups of people deemed to be worse than others. This idea could be defended only if we would see relations between metropolitan areas of the empire vs theirs colonies but not when we compare imperial states against each other or the sovereign states without colonies.</w:t>
+        <w:t xml:space="preserve">everyone was doing </w:t>
+      </w:r>
+      <w:proofErr w:type="spellStart"/>
+      <w:r>
+        <w:rPr>
+          <w:lang w:val="en-US"/>
+        </w:rPr>
+        <w:t>theirs</w:t>
+      </w:r>
+      <w:proofErr w:type="spellEnd"/>
+      <w:r>
+        <w:rPr>
+          <w:lang w:val="en-US"/>
+        </w:rPr>
+        <w:t xml:space="preserve"> job and western hierarchy was racial where certain groups of people deemed to be worse than others. This idea could be defended only if we would see relations between metropolitan areas of the empire vs theirs colonies but not when we compare imperial states against each other or the sovereign states without colonies.</w:t>
       </w:r>
     </w:p>
     <w:p>
@@ -1127,7 +1637,21 @@
         <w:rPr>
           <w:lang w:val="en-US"/>
         </w:rPr>
-        <w:t>Aristotle – Human action matters, outcomes are not fixed, governing is based on practical reasoning not on necessity (here we could have a discusson with Spinoza if the reasoning is not deterministic)</w:t>
+        <w:t xml:space="preserve">Aristotle – Human action matters, outcomes are not fixed, governing is based on practical reasoning not on necessity (here we could have a </w:t>
+      </w:r>
+      <w:proofErr w:type="spellStart"/>
+      <w:r>
+        <w:rPr>
+          <w:lang w:val="en-US"/>
+        </w:rPr>
+        <w:t>discusson</w:t>
+      </w:r>
+      <w:proofErr w:type="spellEnd"/>
+      <w:r>
+        <w:rPr>
+          <w:lang w:val="en-US"/>
+        </w:rPr>
+        <w:t xml:space="preserve"> with Spinoza if the reasoning is not deterministic)</w:t>
       </w:r>
     </w:p>
     <w:p>
@@ -1153,20 +1677,62 @@
         <w:rPr>
           <w:lang w:val="en-US"/>
         </w:rPr>
-        <w:t>Kant – human beeings are free agents in the moral realm (I still absolutely canot stand the categorical imperative and its practical implications… when we have class about it we ALL took a piss on it… maybe it was a mistake, maybe I need to take a second look at him)</w:t>
-      </w:r>
-    </w:p>
-    <w:p>
-      <w:pPr>
-        <w:rPr>
-          <w:lang w:val="en-US"/>
-        </w:rPr>
-      </w:pPr>
-      <w:r>
-        <w:rPr>
-          <w:lang w:val="en-US"/>
-        </w:rPr>
-        <w:t>Kenneth Waltz says that structure constrains behavior but there is still a place for mistakes, miscalculations. Favorisation of certain behaviors doesn’t mean that states will for sure behave in that way which breaks determinism.</w:t>
+        <w:t xml:space="preserve">Kant – human </w:t>
+      </w:r>
+      <w:proofErr w:type="spellStart"/>
+      <w:r>
+        <w:rPr>
+          <w:lang w:val="en-US"/>
+        </w:rPr>
+        <w:t>beeings</w:t>
+      </w:r>
+      <w:proofErr w:type="spellEnd"/>
+      <w:r>
+        <w:rPr>
+          <w:lang w:val="en-US"/>
+        </w:rPr>
+        <w:t xml:space="preserve"> are free agents in the moral realm (I still absolutely </w:t>
+      </w:r>
+      <w:proofErr w:type="spellStart"/>
+      <w:r>
+        <w:rPr>
+          <w:lang w:val="en-US"/>
+        </w:rPr>
+        <w:t>canot</w:t>
+      </w:r>
+      <w:proofErr w:type="spellEnd"/>
+      <w:r>
+        <w:rPr>
+          <w:lang w:val="en-US"/>
+        </w:rPr>
+        <w:t xml:space="preserve"> stand the categorical imperative and its practical implications… when we have class about it we ALL took a piss on it… maybe it was a mistake, maybe I need to take a second look at him)</w:t>
+      </w:r>
+    </w:p>
+    <w:p>
+      <w:pPr>
+        <w:rPr>
+          <w:lang w:val="en-US"/>
+        </w:rPr>
+      </w:pPr>
+      <w:r>
+        <w:rPr>
+          <w:lang w:val="en-US"/>
+        </w:rPr>
+        <w:t xml:space="preserve">Kenneth Waltz says that structure constrains behavior but there is still a place for mistakes, miscalculations. </w:t>
+      </w:r>
+      <w:proofErr w:type="spellStart"/>
+      <w:r>
+        <w:rPr>
+          <w:lang w:val="en-US"/>
+        </w:rPr>
+        <w:t>Favorisation</w:t>
+      </w:r>
+      <w:proofErr w:type="spellEnd"/>
+      <w:r>
+        <w:rPr>
+          <w:lang w:val="en-US"/>
+        </w:rPr>
+        <w:t xml:space="preserve"> of certain behaviors doesn’t mean that states will for sure behave in that way which breaks determinism.</w:t>
       </w:r>
     </w:p>
     <w:p>
@@ -1251,8 +1817,16 @@
         <w:rPr>
           <w:lang w:val="en-US"/>
         </w:rPr>
-        <w:t xml:space="preserve"> A Relational Theory of World Politics - Qin Yaqing</w:t>
-      </w:r>
+        <w:t xml:space="preserve"> A Relational Theory of World Politics - Qin </w:t>
+      </w:r>
+      <w:proofErr w:type="spellStart"/>
+      <w:r>
+        <w:rPr>
+          <w:lang w:val="en-US"/>
+        </w:rPr>
+        <w:t>Yaqing</w:t>
+      </w:r>
+      <w:proofErr w:type="spellEnd"/>
     </w:p>
   </w:footnote>
   <w:footnote w:id="2">
@@ -1279,7 +1853,19 @@
         <w:rPr>
           <w:lang w:val="en-US"/>
         </w:rPr>
-        <w:t>ord in this part. Especially, because relational concept aims into ditching concept of the actor (state actor) and focuses on the idea of relations.</w:t>
+        <w:t xml:space="preserve">ord in this part. Especially, because relational concept aims into ditching concept of the actor (state actor) </w:t>
+      </w:r>
+      <w:r>
+        <w:rPr>
+          <w:lang w:val="en-US"/>
+        </w:rPr>
+        <w:t xml:space="preserve">as the focal point of the IR </w:t>
+      </w:r>
+      <w:r>
+        <w:rPr>
+          <w:lang w:val="en-US"/>
+        </w:rPr>
+        <w:t>and focuses on the idea of relations.</w:t>
       </w:r>
     </w:p>
   </w:footnote>
@@ -1301,13 +1887,41 @@
         <w:rPr>
           <w:lang w:val="en-US"/>
         </w:rPr>
-        <w:t xml:space="preserve"> And phisicall properties of a b</w:t>
-      </w:r>
-      <w:r>
-        <w:rPr>
-          <w:lang w:val="en-US"/>
-        </w:rPr>
-        <w:t xml:space="preserve">lackholes that destroy informations, thus making it impossible to recreate the supposably determined order of events that lead to the particles to be swallowed by singularity, support my world view. </w:t>
+        <w:t xml:space="preserve"> And </w:t>
+      </w:r>
+      <w:proofErr w:type="spellStart"/>
+      <w:r>
+        <w:rPr>
+          <w:lang w:val="en-US"/>
+        </w:rPr>
+        <w:t>phisicall</w:t>
+      </w:r>
+      <w:proofErr w:type="spellEnd"/>
+      <w:r>
+        <w:rPr>
+          <w:lang w:val="en-US"/>
+        </w:rPr>
+        <w:t xml:space="preserve"> properties of a b</w:t>
+      </w:r>
+      <w:r>
+        <w:rPr>
+          <w:lang w:val="en-US"/>
+        </w:rPr>
+        <w:t xml:space="preserve">lackholes that destroy </w:t>
+      </w:r>
+      <w:proofErr w:type="spellStart"/>
+      <w:r>
+        <w:rPr>
+          <w:lang w:val="en-US"/>
+        </w:rPr>
+        <w:t>informations</w:t>
+      </w:r>
+      <w:proofErr w:type="spellEnd"/>
+      <w:r>
+        <w:rPr>
+          <w:lang w:val="en-US"/>
+        </w:rPr>
+        <w:t xml:space="preserve">, thus making it impossible to recreate the supposably determined order of events that lead to the particles to be swallowed by singularity, support my world view. </w:t>
       </w:r>
     </w:p>
   </w:footnote>
@@ -1329,7 +1943,35 @@
         <w:rPr>
           <w:lang w:val="en-US"/>
         </w:rPr>
-        <w:t xml:space="preserve"> My problem with thouse comparisions t</w:t>
+        <w:t xml:space="preserve"> My problem with </w:t>
+      </w:r>
+      <w:proofErr w:type="spellStart"/>
+      <w:r>
+        <w:rPr>
+          <w:lang w:val="en-US"/>
+        </w:rPr>
+        <w:t>thouse</w:t>
+      </w:r>
+      <w:proofErr w:type="spellEnd"/>
+      <w:r>
+        <w:rPr>
+          <w:lang w:val="en-US"/>
+        </w:rPr>
+        <w:t xml:space="preserve"> </w:t>
+      </w:r>
+      <w:proofErr w:type="spellStart"/>
+      <w:r>
+        <w:rPr>
+          <w:lang w:val="en-US"/>
+        </w:rPr>
+        <w:t>comparisions</w:t>
+      </w:r>
+      <w:proofErr w:type="spellEnd"/>
+      <w:r>
+        <w:rPr>
+          <w:lang w:val="en-US"/>
+        </w:rPr>
+        <w:t xml:space="preserve"> t</w:t>
       </w:r>
       <w:r>
         <w:rPr>
@@ -1357,13 +1999,55 @@
         <w:rPr>
           <w:lang w:val="en-US"/>
         </w:rPr>
-        <w:t xml:space="preserve"> Isint american culture a one b</w:t>
-      </w:r>
-      <w:r>
-        <w:rPr>
-          <w:lang w:val="en-US"/>
-        </w:rPr>
-        <w:t>ig melting pod of multiple cultures?</w:t>
+        <w:t xml:space="preserve"> </w:t>
+      </w:r>
+      <w:proofErr w:type="spellStart"/>
+      <w:r>
+        <w:rPr>
+          <w:lang w:val="en-US"/>
+        </w:rPr>
+        <w:t>Isint</w:t>
+      </w:r>
+      <w:proofErr w:type="spellEnd"/>
+      <w:r>
+        <w:rPr>
+          <w:lang w:val="en-US"/>
+        </w:rPr>
+        <w:t xml:space="preserve"> </w:t>
+      </w:r>
+      <w:proofErr w:type="spellStart"/>
+      <w:r>
+        <w:rPr>
+          <w:lang w:val="en-US"/>
+        </w:rPr>
+        <w:t>american</w:t>
+      </w:r>
+      <w:proofErr w:type="spellEnd"/>
+      <w:r>
+        <w:rPr>
+          <w:lang w:val="en-US"/>
+        </w:rPr>
+        <w:t xml:space="preserve"> culture a one b</w:t>
+      </w:r>
+      <w:r>
+        <w:rPr>
+          <w:lang w:val="en-US"/>
+        </w:rPr>
+        <w:t xml:space="preserve">ig melting </w:t>
+      </w:r>
+      <w:proofErr w:type="spellStart"/>
+      <w:r>
+        <w:rPr>
+          <w:lang w:val="en-US"/>
+        </w:rPr>
+        <w:t>pod</w:t>
+      </w:r>
+      <w:proofErr w:type="spellEnd"/>
+      <w:r>
+        <w:rPr>
+          <w:lang w:val="en-US"/>
+        </w:rPr>
+        <w:t xml:space="preserve"> of multiple cultures?</w:t>
       </w:r>
     </w:p>
   </w:footnote>
